--- a/business_docs/Data Modeling Document.docx
+++ b/business_docs/Data Modeling Document.docx
@@ -2514,28 +2514,95 @@
     </w:tbl>
     <w:p>
       <w:pPr>
-        <w:rPr/>
-      </w:pPr>
-      <w:r>
-        <w:br w:type="page"/>
-      </w:r>
-      <w:r>
-        <w:rPr>
-          <w:rtl w:val="0"/>
-        </w:rPr>
-      </w:r>
-    </w:p>
-    <w:p>
-      <w:pPr>
-        <w:pStyle w:val="Heading3"/>
         <w:rPr>
           <w:b w:val="1"/>
           <w:bCs w:val="1"/>
           <w:color w:val="000000"/>
         </w:rPr>
       </w:pPr>
-      <w:bookmarkStart w:colFirst="0" w:colLast="0" w:name="_650279ix2bsg" w:id="1"/>
+      <w:r>
+        <w:br w:type="page"/>
+      </w:r>
+      <w:r>
+        <w:rPr>
+          <w:b w:val="1"/>
+          <w:bCs w:val="1"/>
+          <w:color w:val="000000"/>
+          <w:rtl w:val="0"/>
+        </w:rPr>
+        <w:t xml:space="preserve">NYC TAXI - ERD Diagram</w:t>
+      </w:r>
+    </w:p>
+    <w:p>
+      <w:pPr>
+        <w:pStyle w:val="Heading3"/>
+        <w:rPr>
+          <w:b w:val="1"/>
+          <w:bCs w:val="1"/>
+          <w:color w:val="000000"/>
+        </w:rPr>
+      </w:pPr>
+      <w:bookmarkStart w:colFirst="0" w:colLast="0" w:name="_1y6c55vfesex" w:id="1"/>
       <w:bookmarkEnd w:id="1"/>
+      <w:r>
+        <w:rPr>
+          <w:b w:val="1"/>
+          <w:bCs w:val="1"/>
+          <w:color w:val="000000"/>
+        </w:rPr>
+        <w:drawing>
+          <wp:inline distB="114300" distT="114300" distL="114300" distR="114300">
+            <wp:extent cx="5943600" cy="4216400"/>
+            <wp:effectExtent b="0" l="0" r="0" t="0"/>
+            <wp:docPr id="1" name="image1.png"/>
+            <a:graphic>
+              <a:graphicData uri="http://schemas.openxmlformats.org/drawingml/2006/picture">
+                <pic:pic>
+                  <pic:nvPicPr>
+                    <pic:cNvPr id="0" name="image1.png"/>
+                    <pic:cNvPicPr preferRelativeResize="0"/>
+                  </pic:nvPicPr>
+                  <pic:blipFill>
+                    <a:blip r:embed="rId6"/>
+                    <a:srcRect b="0" l="0" r="0" t="0"/>
+                    <a:stretch>
+                      <a:fillRect/>
+                    </a:stretch>
+                  </pic:blipFill>
+                  <pic:spPr>
+                    <a:xfrm>
+                      <a:off x="0" y="0"/>
+                      <a:ext cx="5943600" cy="4216400"/>
+                    </a:xfrm>
+                    <a:prstGeom prst="rect"/>
+                    <a:ln/>
+                  </pic:spPr>
+                </pic:pic>
+              </a:graphicData>
+            </a:graphic>
+          </wp:inline>
+        </w:drawing>
+      </w:r>
+      <w:r>
+        <w:br w:type="page"/>
+      </w:r>
+      <w:r>
+        <w:rPr>
+          <w:rtl w:val="0"/>
+        </w:rPr>
+      </w:r>
+    </w:p>
+    <w:p>
+      <w:pPr>
+        <w:pStyle w:val="Heading3"/>
+        <w:rPr>
+          <w:b w:val="1"/>
+          <w:bCs w:val="1"/>
+          <w:color w:val="000000"/>
+        </w:rPr>
+      </w:pPr>
+      <w:bookmarkStart w:colFirst="0" w:colLast="0" w:name="_650279ix2bsg" w:id="2"/>
+      <w:bookmarkEnd w:id="2"/>
       <w:r>
         <w:rPr>
           <w:b w:val="1"/>
@@ -3781,8 +3848,8 @@
           <w:color w:val="000000"/>
         </w:rPr>
       </w:pPr>
-      <w:bookmarkStart w:colFirst="0" w:colLast="0" w:name="_1offs0g73nc0" w:id="2"/>
-      <w:bookmarkEnd w:id="2"/>
+      <w:bookmarkStart w:colFirst="0" w:colLast="0" w:name="_1offs0g73nc0" w:id="3"/>
+      <w:bookmarkEnd w:id="3"/>
       <w:r>
         <w:rPr>
           <w:b w:val="1"/>
@@ -5116,8 +5183,8 @@
           <w:color w:val="000000"/>
         </w:rPr>
       </w:pPr>
-      <w:bookmarkStart w:colFirst="0" w:colLast="0" w:name="_q8gfz7dfnj69" w:id="3"/>
-      <w:bookmarkEnd w:id="3"/>
+      <w:bookmarkStart w:colFirst="0" w:colLast="0" w:name="_q8gfz7dfnj69" w:id="4"/>
+      <w:bookmarkEnd w:id="4"/>
       <w:r>
         <w:rPr>
           <w:b w:val="1"/>
@@ -5693,8 +5760,8 @@
           <w:szCs w:val="26"/>
         </w:rPr>
       </w:pPr>
-      <w:bookmarkStart w:colFirst="0" w:colLast="0" w:name="_gx8op6mi853k" w:id="4"/>
-      <w:bookmarkEnd w:id="4"/>
+      <w:bookmarkStart w:colFirst="0" w:colLast="0" w:name="_gx8op6mi853k" w:id="5"/>
+      <w:bookmarkEnd w:id="5"/>
       <w:r>
         <w:rPr>
           <w:b w:val="1"/>
@@ -5965,7 +6032,7 @@
     </w:p>
     <w:p>
       <w:pPr>
-        <w:ind w:left="720" w:firstLine="0"/>
+        <w:ind w:left="0" w:firstLine="0"/>
         <w:rPr/>
       </w:pPr>
       <w:r>
@@ -5975,7 +6042,7 @@
       </w:r>
     </w:p>
     <w:sectPr>
-      <w:headerReference r:id="rId6" w:type="default"/>
+      <w:headerReference r:id="rId7" w:type="default"/>
       <w:pgSz w:h="15840" w:w="12240" w:orient="portrait"/>
       <w:pgMar w:bottom="1440" w:top="1440" w:left="1440" w:right="1440" w:header="720" w:footer="720"/>
       <w:pgNumType w:start="1"/>
